--- a/frontend/src/assets/templates/sicap-cheque-requisition.docx
+++ b/frontend/src/assets/templates/sicap-cheque-requisition.docx
@@ -630,6 +630,7 @@
           <w:bottom w:val="single" w:sz="18" w:space="1" w:color="auto"/>
         </w:pBdr>
         <w:spacing w:line="259" w:lineRule="auto"/>
+        <w:ind w:right="2835"/>
         <w:rPr>
           <w:rFonts w:ascii="Calibri" w:hAnsi="Calibri" w:cs="Calibri"/>
           <w:b/>
@@ -792,80 +793,18 @@
     <w:p>
       <w:pPr>
         <w:widowControl w:val="0"/>
+        <w:tabs>
+          <w:tab w:val="left" w:pos="2280"/>
+        </w:tabs>
         <w:spacing w:line="259" w:lineRule="auto"/>
-        <w:rPr>
-          <w:rFonts w:ascii="Calibri" w:hAnsi="Calibri" w:cs="Calibri"/>
-          <w:snapToGrid w:val="0"/>
-          <w:sz w:val="22"/>
-          <w:szCs w:val="22"/>
-        </w:rPr>
-      </w:pPr>
-      <w:r>
-        <w:rPr>
-          <w:rFonts w:ascii="Calibri" w:hAnsi="Calibri" w:cs="Calibri"/>
-          <w:noProof/>
-          <w:sz w:val="22"/>
-          <w:szCs w:val="22"/>
-        </w:rPr>
-        <mc:AlternateContent>
-          <mc:Choice Requires="wps">
-            <w:drawing>
-              <wp:anchor distT="0" distB="0" distL="114300" distR="114300" simplePos="0" relativeHeight="251669504" behindDoc="0" locked="0" layoutInCell="1" allowOverlap="1" wp14:anchorId="6ED06E82" wp14:editId="065A6BBA">
-                <wp:simplePos x="0" y="0"/>
-                <wp:positionH relativeFrom="column">
-                  <wp:posOffset>1447800</wp:posOffset>
-                </wp:positionH>
-                <wp:positionV relativeFrom="paragraph">
-                  <wp:posOffset>175895</wp:posOffset>
-                </wp:positionV>
-                <wp:extent cx="2362200" cy="0"/>
-                <wp:effectExtent l="0" t="0" r="0" b="0"/>
-                <wp:wrapNone/>
-                <wp:docPr id="1626149324" name="Straight Connector 14"/>
-                <wp:cNvGraphicFramePr/>
-                <a:graphic xmlns:a="http://schemas.openxmlformats.org/drawingml/2006/main">
-                  <a:graphicData uri="http://schemas.microsoft.com/office/word/2010/wordprocessingShape">
-                    <wps:wsp>
-                      <wps:cNvCnPr/>
-                      <wps:spPr>
-                        <a:xfrm>
-                          <a:off x="0" y="0"/>
-                          <a:ext cx="2362200" cy="0"/>
-                        </a:xfrm>
-                        <a:prstGeom prst="line">
-                          <a:avLst/>
-                        </a:prstGeom>
-                      </wps:spPr>
-                      <wps:style>
-                        <a:lnRef idx="1">
-                          <a:schemeClr val="dk1"/>
-                        </a:lnRef>
-                        <a:fillRef idx="0">
-                          <a:schemeClr val="dk1"/>
-                        </a:fillRef>
-                        <a:effectRef idx="0">
-                          <a:schemeClr val="dk1"/>
-                        </a:effectRef>
-                        <a:fontRef idx="minor">
-                          <a:schemeClr val="tx1"/>
-                        </a:fontRef>
-                      </wps:style>
-                      <wps:bodyPr/>
-                    </wps:wsp>
-                  </a:graphicData>
-                </a:graphic>
-              </wp:anchor>
-            </w:drawing>
-          </mc:Choice>
-          <mc:Fallback>
-            <w:pict>
-              <v:line w14:anchorId="7D82E4DF" id="Straight Connector 14" o:spid="_x0000_s1026" style="position:absolute;z-index:251669504;visibility:visible;mso-wrap-style:square;mso-wrap-distance-left:9pt;mso-wrap-distance-top:0;mso-wrap-distance-right:9pt;mso-wrap-distance-bottom:0;mso-position-horizontal:absolute;mso-position-horizontal-relative:text;mso-position-vertical:absolute;mso-position-vertical-relative:text" from="114pt,13.85pt" to="300pt,13.85pt" o:gfxdata="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" strokecolor="black [3200]" strokeweight=".5pt">
-                <v:stroke joinstyle="miter"/>
-              </v:line>
-            </w:pict>
-          </mc:Fallback>
-        </mc:AlternateContent>
-      </w:r>
+        <w:ind w:left="2280" w:hanging="2280"/>
+        <w:rPr>
+          <w:rFonts w:ascii="Calibri" w:hAnsi="Calibri" w:cs="Calibri"/>
+          <w:snapToGrid w:val="0"/>
+          <w:sz w:val="22"/>
+          <w:szCs w:val="22"/>
+        </w:rPr>
+      </w:pPr>
       <w:r>
         <w:rPr>
           <w:rFonts w:ascii="Calibri" w:hAnsi="Calibri" w:cs="Calibri"/>
@@ -909,33 +848,25 @@
           <w:sz w:val="22"/>
           <w:szCs w:val="22"/>
         </w:rPr>
-        <w:t xml:space="preserve">    </w:t>
-      </w:r>
-      <w:proofErr w:type="spellStart"/>
-      <w:r>
-        <w:rPr>
-          <w:rFonts w:ascii="Calibri" w:hAnsi="Calibri" w:cs="Calibri"/>
-          <w:snapToGrid w:val="0"/>
-          <w:sz w:val="22"/>
-          <w:szCs w:val="22"/>
+        <w:tab/>
+      </w:r>
+      <w:r>
+        <w:rPr>
+          <w:rFonts w:ascii="Calibri" w:hAnsi="Calibri" w:cs="Calibri"/>
+          <w:snapToGrid w:val="0"/>
+          <w:sz w:val="22"/>
+          <w:szCs w:val="22"/>
+          <w:u w:val="single"/>
           <w:lang w:val="en-IE"/>
         </w:rPr>
         <w:t xml:space="preserve">{payeeName}</w:t>
-      </w:r>
-      <w:r>
-        <w:rPr>
-          <w:rFonts w:ascii="Calibri" w:hAnsi="Calibri" w:cs="Calibri"/>
-          <w:snapToGrid w:val="0"/>
-          <w:sz w:val="22"/>
-          <w:szCs w:val="22"/>
-        </w:rPr>
-        <w:t xml:space="preserve">                                                    </w:t>
       </w:r>
     </w:p>
     <w:p>
       <w:pPr>
         <w:widowControl w:val="0"/>
         <w:spacing w:line="259" w:lineRule="auto"/>
+        <w:ind w:left="2280"/>
         <w:rPr>
           <w:rFonts w:ascii="Calibri" w:hAnsi="Calibri" w:cs="Calibri"/>
           <w:snapToGrid w:val="0"/>
@@ -947,199 +878,13 @@
       <w:r>
         <w:rPr>
           <w:rFonts w:ascii="Calibri" w:hAnsi="Calibri" w:cs="Calibri"/>
-          <w:noProof/>
-          <w:sz w:val="22"/>
-          <w:szCs w:val="22"/>
-        </w:rPr>
-        <mc:AlternateContent>
-          <mc:Choice Requires="wps">
-            <w:drawing>
-              <wp:anchor distT="0" distB="0" distL="114300" distR="114300" simplePos="0" relativeHeight="251670528" behindDoc="0" locked="0" layoutInCell="1" allowOverlap="1" wp14:anchorId="425E121A" wp14:editId="085E59FC">
-                <wp:simplePos x="0" y="0"/>
-                <wp:positionH relativeFrom="column">
-                  <wp:posOffset>1447800</wp:posOffset>
-                </wp:positionH>
-                <wp:positionV relativeFrom="paragraph">
-                  <wp:posOffset>167005</wp:posOffset>
-                </wp:positionV>
-                <wp:extent cx="2362200" cy="0"/>
-                <wp:effectExtent l="0" t="0" r="0" b="0"/>
-                <wp:wrapNone/>
-                <wp:docPr id="678967893" name="Straight Connector 15"/>
-                <wp:cNvGraphicFramePr/>
-                <a:graphic xmlns:a="http://schemas.openxmlformats.org/drawingml/2006/main">
-                  <a:graphicData uri="http://schemas.microsoft.com/office/word/2010/wordprocessingShape">
-                    <wps:wsp>
-                      <wps:cNvCnPr/>
-                      <wps:spPr>
-                        <a:xfrm>
-                          <a:off x="0" y="0"/>
-                          <a:ext cx="2362200" cy="0"/>
-                        </a:xfrm>
-                        <a:prstGeom prst="line">
-                          <a:avLst/>
-                        </a:prstGeom>
-                      </wps:spPr>
-                      <wps:style>
-                        <a:lnRef idx="1">
-                          <a:schemeClr val="dk1"/>
-                        </a:lnRef>
-                        <a:fillRef idx="0">
-                          <a:schemeClr val="dk1"/>
-                        </a:fillRef>
-                        <a:effectRef idx="0">
-                          <a:schemeClr val="dk1"/>
-                        </a:effectRef>
-                        <a:fontRef idx="minor">
-                          <a:schemeClr val="tx1"/>
-                        </a:fontRef>
-                      </wps:style>
-                      <wps:bodyPr/>
-                    </wps:wsp>
-                  </a:graphicData>
-                </a:graphic>
-              </wp:anchor>
-            </w:drawing>
-          </mc:Choice>
-          <mc:Fallback>
-            <w:pict>
-              <v:line w14:anchorId="30C377F2" id="Straight Connector 15" o:spid="_x0000_s1026" style="position:absolute;z-index:251670528;visibility:visible;mso-wrap-style:square;mso-wrap-distance-left:9pt;mso-wrap-distance-top:0;mso-wrap-distance-right:9pt;mso-wrap-distance-bottom:0;mso-position-horizontal:absolute;mso-position-horizontal-relative:text;mso-position-vertical:absolute;mso-position-vertical-relative:text" from="114pt,13.15pt" to="300pt,13.15pt" o:gfxdata="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" strokecolor="black [3200]" strokeweight=".5pt">
-                <v:stroke joinstyle="miter"/>
-              </v:line>
-            </w:pict>
-          </mc:Fallback>
-        </mc:AlternateContent>
-      </w:r>
-      <w:r>
-        <w:rPr>
-          <w:rFonts w:ascii="Calibri" w:hAnsi="Calibri" w:cs="Calibri"/>
-          <w:snapToGrid w:val="0"/>
-          <w:sz w:val="22"/>
-          <w:szCs w:val="22"/>
-        </w:rPr>
-        <w:tab/>
-      </w:r>
-      <w:r>
-        <w:rPr>
-          <w:rFonts w:ascii="Calibri" w:hAnsi="Calibri" w:cs="Calibri"/>
-          <w:snapToGrid w:val="0"/>
-          <w:sz w:val="22"/>
-          <w:szCs w:val="22"/>
-        </w:rPr>
-        <w:tab/>
-      </w:r>
-      <w:r>
-        <w:rPr>
-          <w:rFonts w:ascii="Calibri" w:hAnsi="Calibri" w:cs="Calibri"/>
-          <w:snapToGrid w:val="0"/>
-          <w:sz w:val="22"/>
-          <w:szCs w:val="22"/>
-        </w:rPr>
-        <w:tab/>
-      </w:r>
-      <w:r>
-        <w:rPr>
-          <w:rFonts w:ascii="Calibri" w:hAnsi="Calibri" w:cs="Calibri"/>
-          <w:snapToGrid w:val="0"/>
-          <w:sz w:val="22"/>
-          <w:szCs w:val="22"/>
-        </w:rPr>
-        <w:t xml:space="preserve">    </w:t>
-      </w:r>
-      <w:r>
-        <w:rPr>
-          <w:rFonts w:ascii="Calibri" w:hAnsi="Calibri" w:cs="Calibri"/>
-          <w:snapToGrid w:val="0"/>
-          <w:sz w:val="22"/>
-          <w:szCs w:val="22"/>
+          <w:snapToGrid w:val="0"/>
+          <w:sz w:val="22"/>
+          <w:szCs w:val="22"/>
+          <w:u w:val="single"/>
           <w:lang w:val="en-IE"/>
         </w:rPr>
         <w:t xml:space="preserve">{payeeAddress}</w:t>
-      </w:r>
-      <w:r>
-        <w:rPr>
-          <w:rFonts w:ascii="Calibri" w:hAnsi="Calibri" w:cs="Calibri"/>
-          <w:snapToGrid w:val="0"/>
-          <w:sz w:val="22"/>
-          <w:szCs w:val="22"/>
-        </w:rPr>
-        <w:tab/>
-      </w:r>
-      <w:r>
-        <w:rPr>
-          <w:rFonts w:ascii="Calibri" w:hAnsi="Calibri" w:cs="Calibri"/>
-          <w:snapToGrid w:val="0"/>
-          <w:sz w:val="22"/>
-          <w:szCs w:val="22"/>
-        </w:rPr>
-        <w:tab/>
-        <w:t xml:space="preserve"> </w:t>
-      </w:r>
-      <w:r>
-        <w:rPr>
-          <w:rFonts w:ascii="Calibri" w:hAnsi="Calibri" w:cs="Calibri"/>
-          <w:noProof/>
-          <w:sz w:val="22"/>
-          <w:szCs w:val="22"/>
-        </w:rPr>
-        <mc:AlternateContent>
-          <mc:Choice Requires="wps">
-            <w:drawing>
-              <wp:anchor distT="0" distB="0" distL="114300" distR="114300" simplePos="0" relativeHeight="251671552" behindDoc="0" locked="0" layoutInCell="1" allowOverlap="1" wp14:anchorId="194BD920" wp14:editId="0ED99306">
-                <wp:simplePos x="0" y="0"/>
-                <wp:positionH relativeFrom="column">
-                  <wp:posOffset>1447800</wp:posOffset>
-                </wp:positionH>
-                <wp:positionV relativeFrom="paragraph">
-                  <wp:posOffset>167005</wp:posOffset>
-                </wp:positionV>
-                <wp:extent cx="2362200" cy="0"/>
-                <wp:effectExtent l="0" t="0" r="0" b="0"/>
-                <wp:wrapNone/>
-                <wp:docPr id="1924138952" name="Straight Connector 16"/>
-                <wp:cNvGraphicFramePr/>
-                <a:graphic xmlns:a="http://schemas.openxmlformats.org/drawingml/2006/main">
-                  <a:graphicData uri="http://schemas.microsoft.com/office/word/2010/wordprocessingShape">
-                    <wps:wsp>
-                      <wps:cNvCnPr/>
-                      <wps:spPr>
-                        <a:xfrm>
-                          <a:off x="0" y="0"/>
-                          <a:ext cx="2362200" cy="0"/>
-                        </a:xfrm>
-                        <a:prstGeom prst="line">
-                          <a:avLst/>
-                        </a:prstGeom>
-                      </wps:spPr>
-                      <wps:style>
-                        <a:lnRef idx="1">
-                          <a:schemeClr val="dk1"/>
-                        </a:lnRef>
-                        <a:fillRef idx="0">
-                          <a:schemeClr val="dk1"/>
-                        </a:fillRef>
-                        <a:effectRef idx="0">
-                          <a:schemeClr val="dk1"/>
-                        </a:effectRef>
-                        <a:fontRef idx="minor">
-                          <a:schemeClr val="tx1"/>
-                        </a:fontRef>
-                      </wps:style>
-                      <wps:bodyPr/>
-                    </wps:wsp>
-                  </a:graphicData>
-                </a:graphic>
-              </wp:anchor>
-            </w:drawing>
-          </mc:Choice>
-          <mc:Fallback>
-            <w:pict>
-              <v:line w14:anchorId="2F03EA52" id="Straight Connector 16" o:spid="_x0000_s1026" style="position:absolute;z-index:251671552;visibility:visible;mso-wrap-style:square;mso-wrap-distance-left:9pt;mso-wrap-distance-top:0;mso-wrap-distance-right:9pt;mso-wrap-distance-bottom:0;mso-position-horizontal:absolute;mso-position-horizontal-relative:text;mso-position-vertical:absolute;mso-position-vertical-relative:text" from="114pt,13.15pt" to="300pt,13.15pt" o:gfxdata="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" strokecolor="black [3200]" strokeweight=".5pt">
-                <v:stroke joinstyle="miter"/>
-              </v:line>
-            </w:pict>
-          </mc:Fallback>
-        </mc:AlternateContent>
       </w:r>
     </w:p>
     <w:p>

--- a/frontend/src/assets/templates/sicap-cheque-requisition.docx
+++ b/frontend/src/assets/templates/sicap-cheque-requisition.docx
@@ -685,7 +685,7 @@
                 <wp:positionV relativeFrom="paragraph">
                   <wp:posOffset>175895</wp:posOffset>
                 </wp:positionV>
-                <wp:extent cx="876300" cy="0"/>
+                <wp:extent cx="2286000" cy="0"/>
                 <wp:effectExtent l="0" t="0" r="0" b="0"/>
                 <wp:wrapNone/>
                 <wp:docPr id="1023337578" name="Straight Connector 18"/>
@@ -697,7 +697,7 @@
                       <wps:spPr>
                         <a:xfrm>
                           <a:off x="0" y="0"/>
-                          <a:ext cx="876300" cy="0"/>
+                          <a:ext cx="2286000" cy="0"/>
                         </a:xfrm>
                         <a:prstGeom prst="line">
                           <a:avLst/>
@@ -726,7 +726,7 @@
           </mc:Choice>
           <mc:Fallback>
             <w:pict>
-              <v:line w14:anchorId="11233C7E" id="Straight Connector 18" o:spid="_x0000_s1026" style="position:absolute;z-index:251672576;visibility:visible;mso-wrap-style:square;mso-wrap-distance-left:9pt;mso-wrap-distance-top:0;mso-wrap-distance-right:9pt;mso-wrap-distance-bottom:0;mso-position-horizontal:absolute;mso-position-horizontal-relative:text;mso-position-vertical:absolute;mso-position-vertical-relative:text" from="114pt,13.85pt" to="183pt,13.85pt" o:gfxdata="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" strokecolor="black [3200]" strokeweight=".5pt">
+              <v:line w14:anchorId="11233C7E" id="Straight Connector 18" o:spid="_x0000_s1026" style="position:absolute;z-index:251672576;visibility:visible;mso-wrap-style:square;mso-wrap-distance-left:9pt;mso-wrap-distance-top:0;mso-wrap-distance-right:9pt;mso-wrap-distance-bottom:0;mso-position-horizontal:absolute;mso-position-horizontal-relative:text;mso-position-vertical:absolute;mso-position-vertical-relative:text" from="114pt,13.85pt" to="294pt,13.85pt" o:gfxdata="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" strokecolor="black [3200]" strokeweight=".5pt">
                 <v:stroke joinstyle="miter"/>
               </v:line>
             </w:pict>
